--- a/docs/planificacion/Planificacion_Pilar2_Arquitectura.docx
+++ b/docs/planificacion/Planificacion_Pilar2_Arquitectura.docx
@@ -250,7 +250,7 @@
                 <w:sz w:val="20"/>
                 <w:szCs w:val="20"/>
               </w:rPr>
-              <w:t>1.5 — estructura del repositorio unificada</w:t>
+              <w:t xml:space="preserve">1.7 — carrera y sede se validan donde se usan</w:t>
             </w:r>
           </w:p>
         </w:tc>
@@ -309,7 +309,7 @@
                 <w:sz w:val="20"/>
                 <w:szCs w:val="20"/>
               </w:rPr>
-              <w:t>14 de septiembre de 2026, tarde (versión 1.0: 2 de septiembre de 2026)</w:t>
+              <w:t xml:space="preserve">25 de septiembre de 2026 (versión 1.0: 2 de septiembre de 2026)</w:t>
             </w:r>
           </w:p>
         </w:tc>
@@ -370,7 +370,7 @@
                 <w:sz w:val="20"/>
                 <w:szCs w:val="20"/>
               </w:rPr>
-              <w:t>Pilar 1 — Definición del Alcance, versión 1.5</w:t>
+              <w:t xml:space="preserve">Pilar 1 — Definición del Alcance, versión 1.7</w:t>
             </w:r>
           </w:p>
         </w:tc>
@@ -429,7 +429,7 @@
                 <w:sz w:val="20"/>
                 <w:szCs w:val="20"/>
               </w:rPr>
-              <w:t>Planificación cerrada, sin puntos abiertos: P1 v1.5, P2 v1.5, P3 v1.5, P4 v1.4 y P5 v1.3, con el anexo A v1.3 aprobado.</w:t>
+              <w:t xml:space="preserve">Planificación cerrada, sin puntos abiertos: P1 v1.7, P2 v1.7, P3 v1.7, P4 v1.6 y P5 v1.5, con el anexo A v1.4 aprobado.</w:t>
             </w:r>
           </w:p>
         </w:tc>
@@ -488,7 +488,7 @@
                 <w:sz w:val="20"/>
                 <w:szCs w:val="20"/>
               </w:rPr>
-              <w:t>Anexo A — Modelo de datos detallado (versión 1.3), aprobado el 14-09-2026. Lleva la sección 6 al nivel de la migración: tipos, nulabilidad, restricciones e índices. Ante cualquier diferencia con esta sección, manda el anexo.</w:t>
+              <w:t>Anexo A — Modelo de datos detallado (versión 1.4), aprobado el 14-09-2026. Lleva la sección 6 al nivel de la migración: tipos, nulabilidad, restricciones e índices. Ante cualquier diferencia con esta sección, manda el anexo.</w:t>
             </w:r>
           </w:p>
         </w:tc>
@@ -903,6 +903,7 @@
         <w:tc>
           <w:tcPr>
             <w:tcW w:type="dxa" w:w="1000"/>
+            <w:shd w:fill="F2F2F2" w:color="auto" w:val="clear"/>
             <w:tcMar>
               <w:top w:type="dxa" w:w="80"/>
               <w:left w:type="dxa" w:w="110"/>
@@ -930,6 +931,7 @@
         <w:tc>
           <w:tcPr>
             <w:tcW w:type="dxa" w:w="1400"/>
+            <w:shd w:fill="F2F2F2" w:color="auto" w:val="clear"/>
             <w:tcMar>
               <w:top w:type="dxa" w:w="80"/>
               <w:left w:type="dxa" w:w="110"/>
@@ -957,6 +959,7 @@
         <w:tc>
           <w:tcPr>
             <w:tcW w:type="dxa" w:w="6960"/>
+            <w:shd w:fill="F2F2F2" w:color="auto" w:val="clear"/>
             <w:tcMar>
               <w:top w:type="dxa" w:w="80"/>
               <w:left w:type="dxa" w:w="110"/>
@@ -1075,6 +1078,7 @@
         <w:tc>
           <w:tcPr>
             <w:tcW w:type="dxa" w:w="1000"/>
+            <w:shd w:fill="F2F2F2" w:color="auto" w:val="clear"/>
             <w:tcMar>
               <w:top w:type="dxa" w:w="80"/>
               <w:left w:type="dxa" w:w="110"/>
@@ -1102,6 +1106,7 @@
         <w:tc>
           <w:tcPr>
             <w:tcW w:type="dxa" w:w="1400"/>
+            <w:shd w:fill="F2F2F2" w:color="auto" w:val="clear"/>
             <w:tcMar>
               <w:top w:type="dxa" w:w="80"/>
               <w:left w:type="dxa" w:w="110"/>
@@ -1129,6 +1134,7 @@
         <w:tc>
           <w:tcPr>
             <w:tcW w:type="dxa" w:w="6960"/>
+            <w:shd w:fill="F2F2F2" w:color="auto" w:val="clear"/>
             <w:tcMar>
               <w:top w:type="dxa" w:w="80"/>
               <w:left w:type="dxa" w:w="110"/>
@@ -1150,6 +1156,181 @@
                 <w:szCs w:val="20"/>
               </w:rPr>
               <w:t>La sección 9 y la sección 3 del Pilar 5 describían dos estructuras de repositorio distintas, y HU-01 la crea esta semana: ahora las dos muestran el mismo árbol, con infra/nginx en lugar de gateway y con docs/diagramas, que el anexo A cita seis veces. La sección 2 enumera qué lleva cada llamada interna. La sección 7 dejaba de copiar y copiar el estado de la cuenta en dos filas seguidas. La sección 14 daba por abiertos los ajustes del anexo, que ya están aprobados.</w:t>
+            </w:r>
+          </w:p>
+        </w:tc>
+      </w:tr>
+      <w:tr>
+        <w:trPr>
+          <w:cantSplit/>
+        </w:trPr>
+        <w:tc>
+          <w:tcPr>
+            <w:tcW w:type="dxa" w:w="1000"/>
+            <w:tcMar>
+              <w:top w:type="dxa" w:w="80"/>
+              <w:left w:type="dxa" w:w="110"/>
+              <w:bottom w:type="dxa" w:w="80"/>
+              <w:right w:type="dxa" w:w="110"/>
+            </w:tcMar>
+          </w:tcPr>
+          <w:p>
+            <w:pPr>
+              <w:spacing w:after="0" w:line="260"/>
+              <w:jc w:val="center"/>
+            </w:pPr>
+            <w:r>
+              <w:rPr>
+                <w:rFonts w:ascii="Calibri" w:cs="Calibri" w:eastAsia="Calibri" w:hAnsi="Calibri"/>
+                <w:b w:val="false"/>
+                <w:bCs w:val="false"/>
+                <w:sz w:val="20"/>
+                <w:szCs w:val="20"/>
+              </w:rPr>
+              <w:t xml:space="preserve">1.6</w:t>
+            </w:r>
+          </w:p>
+        </w:tc>
+        <w:tc>
+          <w:tcPr>
+            <w:tcW w:type="dxa" w:w="1400"/>
+            <w:tcMar>
+              <w:top w:type="dxa" w:w="80"/>
+              <w:left w:type="dxa" w:w="110"/>
+              <w:bottom w:type="dxa" w:w="80"/>
+              <w:right w:type="dxa" w:w="110"/>
+            </w:tcMar>
+          </w:tcPr>
+          <w:p>
+            <w:pPr>
+              <w:spacing w:after="0" w:line="260"/>
+              <w:jc w:val="center"/>
+            </w:pPr>
+            <w:r>
+              <w:rPr>
+                <w:rFonts w:ascii="Calibri" w:cs="Calibri" w:eastAsia="Calibri" w:hAnsi="Calibri"/>
+                <w:b w:val="false"/>
+                <w:bCs w:val="false"/>
+                <w:sz w:val="20"/>
+                <w:szCs w:val="20"/>
+              </w:rPr>
+              <w:t xml:space="preserve">25-09-2026</w:t>
+            </w:r>
+          </w:p>
+        </w:tc>
+        <w:tc>
+          <w:tcPr>
+            <w:tcW w:type="dxa" w:w="6960"/>
+            <w:tcMar>
+              <w:top w:type="dxa" w:w="80"/>
+              <w:left w:type="dxa" w:w="110"/>
+              <w:bottom w:type="dxa" w:w="80"/>
+              <w:right w:type="dxa" w:w="110"/>
+            </w:tcMar>
+          </w:tcPr>
+          <w:p>
+            <w:pPr>
+              <w:spacing w:after="0" w:line="260"/>
+              <w:jc w:val="left"/>
+            </w:pPr>
+            <w:r>
+              <w:rPr>
+                <w:rFonts w:ascii="Calibri" w:cs="Calibri" w:eastAsia="Calibri" w:hAnsi="Calibri"/>
+                <w:b w:val="false"/>
+                <w:bCs w:val="false"/>
+                <w:sz w:val="20"/>
+                <w:szCs w:val="20"/>
+              </w:rPr>
+              <w:t xml:space="preserve">AD-14 nueva: la cuenta es propia, con el correo institucional verificado, y el inicio de sesión de Duoc queda registrado como alternativa evaluada, con el motivo y la condición para retomarla. AD-11 deja escrito lo que Mailpit no prueba: en la demostración, la verificación muestra el flujo, pero no la pertenencia, porque ningún correo llega a una casilla real. La sección 10 recoge lo que comprobó HU-02: Docker no publica los puertos de un contenedor que solo está en una red interna, así que la bandeja de correo va en las dos redes, igual que Nginx, e Identidad no depende de ella para arrancar.</w:t>
+            </w:r>
+          </w:p>
+        </w:tc>
+      </w:tr>
+      <w:tr>
+        <w:trPr>
+          <w:cantSplit/>
+        </w:trPr>
+        <w:tc>
+          <w:tcPr>
+            <w:tcW w:type="dxa" w:w="1000"/>
+            <w:shd w:fill="F2F2F2" w:color="auto" w:val="clear"/>
+            <w:tcMar>
+              <w:top w:type="dxa" w:w="80"/>
+              <w:left w:type="dxa" w:w="110"/>
+              <w:bottom w:type="dxa" w:w="80"/>
+              <w:right w:type="dxa" w:w="110"/>
+            </w:tcMar>
+          </w:tcPr>
+          <w:p>
+            <w:pPr>
+              <w:spacing w:after="0" w:line="260"/>
+              <w:jc w:val="center"/>
+            </w:pPr>
+            <w:r>
+              <w:rPr>
+                <w:rFonts w:ascii="Calibri" w:cs="Calibri" w:eastAsia="Calibri" w:hAnsi="Calibri"/>
+                <w:b w:val="false"/>
+                <w:bCs w:val="false"/>
+                <w:sz w:val="20"/>
+                <w:szCs w:val="20"/>
+              </w:rPr>
+              <w:t>1.7</w:t>
+            </w:r>
+          </w:p>
+        </w:tc>
+        <w:tc>
+          <w:tcPr>
+            <w:tcW w:type="dxa" w:w="1400"/>
+            <w:shd w:fill="F2F2F2" w:color="auto" w:val="clear"/>
+            <w:tcMar>
+              <w:top w:type="dxa" w:w="80"/>
+              <w:left w:type="dxa" w:w="110"/>
+              <w:bottom w:type="dxa" w:w="80"/>
+              <w:right w:type="dxa" w:w="110"/>
+            </w:tcMar>
+          </w:tcPr>
+          <w:p>
+            <w:pPr>
+              <w:spacing w:after="0" w:line="260"/>
+              <w:jc w:val="center"/>
+            </w:pPr>
+            <w:r>
+              <w:rPr>
+                <w:rFonts w:ascii="Calibri" w:cs="Calibri" w:eastAsia="Calibri" w:hAnsi="Calibri"/>
+                <w:b w:val="false"/>
+                <w:bCs w:val="false"/>
+                <w:sz w:val="20"/>
+                <w:szCs w:val="20"/>
+              </w:rPr>
+              <w:t>25-09-2026</w:t>
+            </w:r>
+          </w:p>
+        </w:tc>
+        <w:tc>
+          <w:tcPr>
+            <w:tcW w:type="dxa" w:w="6960"/>
+            <w:shd w:fill="F2F2F2" w:color="auto" w:val="clear"/>
+            <w:tcMar>
+              <w:top w:type="dxa" w:w="80"/>
+              <w:left w:type="dxa" w:w="110"/>
+              <w:bottom w:type="dxa" w:w="80"/>
+              <w:right w:type="dxa" w:w="110"/>
+            </w:tcMar>
+          </w:tcPr>
+          <w:p>
+            <w:pPr>
+              <w:spacing w:after="0" w:line="260"/>
+              <w:jc w:val="left"/>
+            </w:pPr>
+            <w:r>
+              <w:rPr>
+                <w:rFonts w:ascii="Calibri" w:cs="Calibri" w:eastAsia="Calibri" w:hAnsi="Calibri"/>
+                <w:b w:val="false"/>
+                <w:bCs w:val="false"/>
+                <w:sz w:val="20"/>
+                <w:szCs w:val="20"/>
+              </w:rPr>
+              <w:t>AD-15 nueva: Identidad guarda la carrera y la sede del perfil sin consultarlas a Catálogo, y se validan donde se usan. El anexo decía que se validaban al registrar, con una llamada de Identidad a Catálogo que no estaba entre las cuatro de la sección 2. GET /carreras dice qué formulario lo usa. La sección 10 recoge lo que dejó HU-01: un solo .env en la raíz, no uno por servicio, y cada servicio escuchando en el puerto 8000 de su contenedor, que la figura 1 mostraba como 8001 a 8004. Las secciones 9 y 14 dicen qué parte del árbol creó HU-01, qué hay de verdad en infra/nginx y en cada servicio, y que HU-03 congela solo el contrato de Identidad.</w:t>
             </w:r>
           </w:p>
         </w:tc>
@@ -2584,7 +2765,7 @@
                 <w:sz w:val="20"/>
                 <w:szCs w:val="20"/>
               </w:rPr>
-              <w:t xml:space="preserve">Mailpit tiene bandeja web, así que la verificación y los avisos se muestran en vivo sin enviar correo a personas reales, en línea con la exclusión de datos reales del Pilar 1. Concentrar el envío en Identidad evita copiar direcciones a otros servicios.</w:t>
+              <w:t xml:space="preserve">Mailpit tiene bandeja web, así que la verificación y los avisos se muestran en vivo sin enviar correo a personas reales, en línea con la exclusión de datos reales del Pilar 1. Concentrar el envío en Identidad evita copiar direcciones a otros servicios. Consecuencia aceptada: como ningún correo llega a una casilla real, en la demostración la verificación prueba el flujo, no que el estudiante sea dueño de su correo. En un despliegue real se cambia la configuración SMTP y el mismo enlace sí lo prueba (AD-14 y S-02 del Pilar 5).</w:t>
             </w:r>
           </w:p>
         </w:tc>
@@ -2815,6 +2996,236 @@
                 <w:szCs w:val="20"/>
               </w:rPr>
               <w:t xml:space="preserve">localStorage es más simple, pero cualquier script inyectado puede leer los tokens. Con la cookie httpOnly el navegador la envía sola y el JavaScript de la página no la ve. Como el frontend y la API salen por el mismo Nginx, no hace falta configuración adicional.</w:t>
+            </w:r>
+          </w:p>
+        </w:tc>
+      </w:tr>
+      <w:tr>
+        <w:trPr>
+          <w:cantSplit/>
+        </w:trPr>
+        <w:tc>
+          <w:tcPr>
+            <w:tcW w:type="dxa" w:w="800"/>
+            <w:shd w:fill="F2F2F2" w:color="auto" w:val="clear"/>
+            <w:tcMar>
+              <w:top w:type="dxa" w:w="80"/>
+              <w:left w:type="dxa" w:w="110"/>
+              <w:bottom w:type="dxa" w:w="80"/>
+              <w:right w:type="dxa" w:w="110"/>
+            </w:tcMar>
+          </w:tcPr>
+          <w:p>
+            <w:pPr>
+              <w:spacing w:after="0" w:line="260"/>
+              <w:jc w:val="center"/>
+            </w:pPr>
+            <w:r>
+              <w:rPr>
+                <w:rFonts w:ascii="Calibri" w:cs="Calibri" w:eastAsia="Calibri" w:hAnsi="Calibri"/>
+                <w:b w:val="false"/>
+                <w:bCs w:val="false"/>
+                <w:sz w:val="20"/>
+                <w:szCs w:val="20"/>
+              </w:rPr>
+              <w:t xml:space="preserve">AD-14</w:t>
+            </w:r>
+          </w:p>
+        </w:tc>
+        <w:tc>
+          <w:tcPr>
+            <w:tcW w:type="dxa" w:w="2100"/>
+            <w:shd w:fill="F2F2F2" w:color="auto" w:val="clear"/>
+            <w:tcMar>
+              <w:top w:type="dxa" w:w="80"/>
+              <w:left w:type="dxa" w:w="110"/>
+              <w:bottom w:type="dxa" w:w="80"/>
+              <w:right w:type="dxa" w:w="110"/>
+            </w:tcMar>
+          </w:tcPr>
+          <w:p>
+            <w:pPr>
+              <w:spacing w:after="0" w:line="260"/>
+              <w:jc w:val="left"/>
+            </w:pPr>
+            <w:r>
+              <w:rPr>
+                <w:rFonts w:ascii="Calibri" w:cs="Calibri" w:eastAsia="Calibri" w:hAnsi="Calibri"/>
+                <w:b w:val="false"/>
+                <w:bCs w:val="false"/>
+                <w:sz w:val="20"/>
+                <w:szCs w:val="20"/>
+              </w:rPr>
+              <w:t xml:space="preserve">Cuenta propia en Identidad: el usuario se registra con su correo @duocuc.cl y lo verifica con un enlace de un solo uso.</w:t>
+            </w:r>
+          </w:p>
+        </w:tc>
+        <w:tc>
+          <w:tcPr>
+            <w:tcW w:type="dxa" w:w="2300"/>
+            <w:shd w:fill="F2F2F2" w:color="auto" w:val="clear"/>
+            <w:tcMar>
+              <w:top w:type="dxa" w:w="80"/>
+              <w:left w:type="dxa" w:w="110"/>
+              <w:bottom w:type="dxa" w:w="80"/>
+              <w:right w:type="dxa" w:w="110"/>
+            </w:tcMar>
+          </w:tcPr>
+          <w:p>
+            <w:pPr>
+              <w:spacing w:after="0" w:line="260"/>
+              <w:jc w:val="left"/>
+            </w:pPr>
+            <w:r>
+              <w:rPr>
+                <w:rFonts w:ascii="Calibri" w:cs="Calibri" w:eastAsia="Calibri" w:hAnsi="Calibri"/>
+                <w:b w:val="false"/>
+                <w:bCs w:val="false"/>
+                <w:sz w:val="20"/>
+                <w:szCs w:val="20"/>
+              </w:rPr>
+              <w:t xml:space="preserve">Inicio de sesión institucional de Duoc (OpenID Connect contra su Microsoft Entra ID); verificación de estudiantes por un servicio externo, como SheerID.</w:t>
+            </w:r>
+          </w:p>
+        </w:tc>
+        <w:tc>
+          <w:tcPr>
+            <w:tcW w:type="dxa" w:w="4160"/>
+            <w:shd w:fill="F2F2F2" w:color="auto" w:val="clear"/>
+            <w:tcMar>
+              <w:top w:type="dxa" w:w="80"/>
+              <w:left w:type="dxa" w:w="110"/>
+              <w:bottom w:type="dxa" w:w="80"/>
+              <w:right w:type="dxa" w:w="110"/>
+            </w:tcMar>
+          </w:tcPr>
+          <w:p>
+            <w:pPr>
+              <w:spacing w:after="0" w:line="260"/>
+              <w:jc w:val="left"/>
+            </w:pPr>
+            <w:r>
+              <w:rPr>
+                <w:rFonts w:ascii="Calibri" w:cs="Calibri" w:eastAsia="Calibri" w:hAnsi="Calibri"/>
+                <w:b w:val="false"/>
+                <w:bCs w:val="false"/>
+                <w:sz w:val="20"/>
+                <w:szCs w:val="20"/>
+              </w:rPr>
+              <w:t xml:space="preserve">El inicio de sesión de Duoc prueba la pertenencia de forma más directa, pero depende de que Duoc autorice la aplicación, algo que el equipo no controla en doce semanas. Además no entrega la carrera ni el nivel, que RN-01 sigue tomando de lo que declara el usuario, y no reemplaza los avisos por correo. Un servicio externo de verificación es comercial, y el Pilar 1 descarta los servicios pagados (sección 5.2). Se consulta al profesor en el primer reporte. Si Duoc lo autoriza, entra como segundo método sin tocar a los otros tres servicios: Identidad valida que el token venga del directorio de Duoc, marca la cuenta como verificada y emite su propio JWT, como hoy.</w:t>
+            </w:r>
+          </w:p>
+        </w:tc>
+      </w:tr>
+      <w:tr>
+        <w:trPr>
+          <w:cantSplit/>
+        </w:trPr>
+        <w:tc>
+          <w:tcPr>
+            <w:tcW w:type="dxa" w:w="800"/>
+            <w:tcMar>
+              <w:top w:type="dxa" w:w="80"/>
+              <w:left w:type="dxa" w:w="110"/>
+              <w:bottom w:type="dxa" w:w="80"/>
+              <w:right w:type="dxa" w:w="110"/>
+            </w:tcMar>
+          </w:tcPr>
+          <w:p>
+            <w:pPr>
+              <w:spacing w:after="0" w:line="260"/>
+              <w:jc w:val="center"/>
+            </w:pPr>
+            <w:r>
+              <w:rPr>
+                <w:rFonts w:ascii="Calibri" w:cs="Calibri" w:eastAsia="Calibri" w:hAnsi="Calibri"/>
+                <w:b w:val="false"/>
+                <w:bCs w:val="false"/>
+                <w:sz w:val="20"/>
+                <w:szCs w:val="20"/>
+              </w:rPr>
+              <w:t xml:space="preserve">AD-15</w:t>
+            </w:r>
+          </w:p>
+        </w:tc>
+        <w:tc>
+          <w:tcPr>
+            <w:tcW w:type="dxa" w:w="2100"/>
+            <w:tcMar>
+              <w:top w:type="dxa" w:w="80"/>
+              <w:left w:type="dxa" w:w="110"/>
+              <w:bottom w:type="dxa" w:w="80"/>
+              <w:right w:type="dxa" w:w="110"/>
+            </w:tcMar>
+          </w:tcPr>
+          <w:p>
+            <w:pPr>
+              <w:spacing w:after="0" w:line="260"/>
+              <w:jc w:val="left"/>
+            </w:pPr>
+            <w:r>
+              <w:rPr>
+                <w:rFonts w:ascii="Calibri" w:cs="Calibri" w:eastAsia="Calibri" w:hAnsi="Calibri"/>
+                <w:b w:val="false"/>
+                <w:bCs w:val="false"/>
+                <w:sz w:val="20"/>
+                <w:szCs w:val="20"/>
+              </w:rPr>
+              <w:t xml:space="preserve">Identidad guarda la carrera y la sede del perfil como identificadores, sin consultarlas a Catálogo. Se validan donde se usan.</w:t>
+            </w:r>
+          </w:p>
+        </w:tc>
+        <w:tc>
+          <w:tcPr>
+            <w:tcW w:type="dxa" w:w="2300"/>
+            <w:tcMar>
+              <w:top w:type="dxa" w:w="80"/>
+              <w:left w:type="dxa" w:w="110"/>
+              <w:bottom w:type="dxa" w:w="80"/>
+              <w:right w:type="dxa" w:w="110"/>
+            </w:tcMar>
+          </w:tcPr>
+          <w:p>
+            <w:pPr>
+              <w:spacing w:after="0" w:line="260"/>
+              <w:jc w:val="left"/>
+            </w:pPr>
+            <w:r>
+              <w:rPr>
+                <w:rFonts w:ascii="Calibri" w:cs="Calibri" w:eastAsia="Calibri" w:hAnsi="Calibri"/>
+                <w:b w:val="false"/>
+                <w:bCs w:val="false"/>
+                <w:sz w:val="20"/>
+                <w:szCs w:val="20"/>
+              </w:rPr>
+              <w:t xml:space="preserve">Que Identidad pregunte a Catálogo si existen antes de guardarlas.</w:t>
+            </w:r>
+          </w:p>
+        </w:tc>
+        <w:tc>
+          <w:tcPr>
+            <w:tcW w:type="dxa" w:w="4160"/>
+            <w:tcMar>
+              <w:top w:type="dxa" w:w="80"/>
+              <w:left w:type="dxa" w:w="110"/>
+              <w:bottom w:type="dxa" w:w="80"/>
+              <w:right w:type="dxa" w:w="110"/>
+            </w:tcMar>
+          </w:tcPr>
+          <w:p>
+            <w:pPr>
+              <w:spacing w:after="0" w:line="260"/>
+              <w:jc w:val="left"/>
+            </w:pPr>
+            <w:r>
+              <w:rPr>
+                <w:rFonts w:ascii="Calibri" w:cs="Calibri" w:eastAsia="Calibri" w:hAnsi="Calibri"/>
+                <w:b w:val="false"/>
+                <w:bCs w:val="false"/>
+                <w:sz w:val="20"/>
+                <w:szCs w:val="20"/>
+              </w:rPr>
+              <w:t xml:space="preserve">El perfil solo ofrece valores de GET /carreras y GET /sedes, y la carrera se valida donde importa: al declarar una asignatura, Tutorías pide la malla a Catálogo (RN-01) y un identificador que no existe se rechaza ahí. Preguntar al guardar sería una quinta llamada interna, y la primera que sale de Identidad, que hoy no depende de ningún otro servicio, solo para repetir esa validación. Consecuencia aceptada: un identificador inventado por fuera de la interfaz queda guardado, pero no habilita ninguna asignatura ni muestra ninguna sede.</w:t>
             </w:r>
           </w:p>
         </w:tc>
@@ -4587,7 +4998,7 @@
                 <w:sz w:val="20"/>
                 <w:szCs w:val="20"/>
               </w:rPr>
-              <w:t xml:space="preserve">Lista de carreras.</w:t>
+              <w:t xml:space="preserve">Lista de carreras activas. La consume el formulario de perfil.</w:t>
             </w:r>
           </w:p>
         </w:tc>
@@ -9482,7 +9893,7 @@
                 <w:sz w:val="20"/>
                 <w:szCs w:val="20"/>
               </w:rPr>
-              <w:t>Identidad guarda los identificadores, no los nombres. Tutorías obtiene el de la carrera desde Catálogo, en la misma llamada donde valida la asignatura, y el de la sede por su endpoint interno; los guarda junto al nombre del usuario.</w:t>
+              <w:t>Identidad guarda los identificadores, no los nombres. Tutorías obtiene el de la carrera desde Catálogo, en la misma llamada donde valida la asignatura, y el de la sede por su endpoint interno; los guarda junto al nombre del usuario. Identidad tampoco los valida contra Catálogo: se validan donde se usan (AD-15).</w:t>
             </w:r>
           </w:p>
         </w:tc>
@@ -10503,7 +10914,7 @@
           <w:sz w:val="22"/>
           <w:szCs w:val="22"/>
         </w:rPr>
-        <w:t>Un repositorio único con fronteras claras entre carpetas, idéntico al que describe la sección 3 del Pilar 5: es el mismo árbol y HU-01 lo crea tal cual. Ningún servicio importa código de otro. Si dos servicios necesitan lo mismo, se duplica o se extrae a una carpeta compartida de forma explícita, nunca por importación cruzada.</w:t>
+        <w:t>Un repositorio único con fronteras claras entre carpetas, idéntico al que describe la sección 3 del Pilar 5: es el mismo árbol, y HU-01 lo creó el 21 de septiembre, salvo frontend/, que llega con HU-06, y docs/diagramas/, cuyos cinco diagramas todavía falta subir. Ningún servicio importa código de otro. Si dos servicios necesitan lo mismo, se duplica o se extrae a una carpeta compartida de forma explícita, nunca por importación cruzada.</w:t>
       </w:r>
     </w:p>
     <w:p>
@@ -10629,7 +11040,7 @@
           <w:sz w:val="17"/>
           <w:szCs w:val="17"/>
         </w:rPr>
-        <w:t>│   ├── nginx/                  # Dockerfile y nginx.conf del gateway</w:t>
+        <w:t>│   ├── nginx/                  # nginx.conf y página de estado del gateway</w:t>
       </w:r>
     </w:p>
     <w:p>
@@ -10671,7 +11082,7 @@
           <w:sz w:val="17"/>
           <w:szCs w:val="17"/>
         </w:rPr>
-        <w:t>│   ├── identity/               # Dockerfile, requirements.txt, app/, tests/</w:t>
+        <w:t>│   ├── identity/               # Dockerfile, requirements.txt, manage.py y apps</w:t>
       </w:r>
     </w:p>
     <w:p>
@@ -11082,7 +11493,7 @@
                 <w:sz w:val="20"/>
                 <w:szCs w:val="20"/>
               </w:rPr>
-              <w:t>Nginx es el único componente del sistema que publica un puerto al equipo anfitrión (8080): ningún servicio ni base de datos es alcanzable desde fuera. La bandeja del correo de desarrollo publica un segundo puerto, pero es una herramienta de desarrollo y no parte del sistema evaluado; en un despliegue real no existiría.</w:t>
+              <w:t xml:space="preserve">Nginx es el único componente del sistema que publica un puerto al equipo anfitrión (8080): ningún servicio ni base de datos es alcanzable desde fuera. La bandeja del correo de desarrollo publica un segundo puerto (8025 por defecto, solo en 127.0.0.1), pero es una herramienta de desarrollo y no parte del sistema evaluado: Identidad no depende de ella para arrancar, y en un despliegue real no existiría. Dentro de la red interna, cada servicio escucha en el puerto 8000 de su propio contenedor.</w:t>
             </w:r>
           </w:p>
         </w:tc>
@@ -11141,7 +11552,7 @@
                 <w:sz w:val="20"/>
                 <w:szCs w:val="20"/>
               </w:rPr>
-              <w:t xml:space="preserve">Una red interna para servicios, bases y componentes de apoyo; Nginx es el único componente presente en ambas.</w:t>
+              <w:t xml:space="preserve">Dos redes: interna (con internal: true), para servicios, bases y componentes de apoyo, y borde, por donde salen los puertos publicados. Nginx y la bandeja del correo de desarrollo son los únicos componentes en ambas: Docker no publica los puertos de un contenedor que solo está en una red interna, y no da ningún error (lo comprobó HU-02).</w:t>
             </w:r>
           </w:p>
         </w:tc>
@@ -11202,7 +11613,7 @@
                 <w:sz w:val="20"/>
                 <w:szCs w:val="20"/>
               </w:rPr>
-              <w:t xml:space="preserve">Un archivo .env por servicio, con .env.example versionado y .env excluido del repositorio.</w:t>
+              <w:t xml:space="preserve">Un solo archivo .env en la raíz para los cuatro servicios, con .env.example versionado y .env excluido del repositorio. Así lo dejó HU-01: la prueba del clon limpio copia un archivo y no cuatro.</w:t>
             </w:r>
           </w:p>
         </w:tc>
@@ -14364,7 +14775,7 @@
                 <w:sz w:val="20"/>
                 <w:szCs w:val="20"/>
               </w:rPr>
-              <w:t>Revisar el frontend ya construido (hecho: Pilar 3, sección 13), aceptar o rechazar los ajustes al modelo de datos del anexo A (hecho: los trece quedaron aprobados el 14-09-2026 y la sección 6 los recoge) y escribir la especificación OpenAPI de los endpoints del primer sprint, que es HU-03 y corre del 23 al 24 de septiembre.</w:t>
+              <w:t>Revisar el frontend ya construido (hecho: Pilar 3, sección 13), aceptar o rechazar los ajustes al modelo de datos del anexo A (hecho: los trece quedaron aprobados el 14-09-2026 y la sección 6 los recoge) y escribir la especificación OpenAPI de los endpoints del primer sprint, que es HU-03 y corre del 23 al 24 de septiembre. Cubre solo Identidad, porque es el único servicio con endpoints en uso en el sprint 1; Catálogo y Tutorías congelan su primer contrato al abrir el sprint 2, con HU-11.</w:t>
             </w:r>
           </w:p>
         </w:tc>
